--- a/src/Parchment.Tests/Docx/TokenOverrideTests.HtmlProperty.verified.docx
+++ b/src/Parchment.Tests/Docx/TokenOverrideTests.HtmlProperty.verified.docx
@@ -28,6 +28,7 @@
           <w:ilvl w:val="0"/>
           <w:numId w:val="2"/>
         </w:numPr>
+        <w:contextualSpacing/>
       </w:pPr>
       <w:r>
         <w:t xml:space="preserve">Search performance is up</w:t>
@@ -40,6 +41,7 @@
           <w:ilvl w:val="0"/>
           <w:numId w:val="2"/>
         </w:numPr>
+        <w:contextualSpacing/>
       </w:pPr>
       <w:r>
         <w:t xml:space="preserve">Two regressions closed</w:t>
@@ -66,7 +68,7 @@
     <p2:lvl p2:ilvl="0">
       <p2:start p2:val="1"/>
       <p2:numFmt p2:val="bullet"/>
-      <p2:lvlText p2:val="●"/>
+      <p2:lvlText p2:val=""/>
       <p2:lvlJc p2:val="left"/>
       <p2:pPr>
         <p2:ind p2:left="720" p2:hanging="360"/>
@@ -78,97 +80,97 @@
     <p2:lvl p2:ilvl="1">
       <p2:start p2:val="1"/>
       <p2:numFmt p2:val="bullet"/>
-      <p2:lvlText p2:val="○"/>
+      <p2:lvlText p2:val="o"/>
       <p2:lvlJc p2:val="left"/>
       <p2:pPr>
         <p2:ind p2:left="1440" p2:hanging="360"/>
       </p2:pPr>
       <p2:rPr>
+        <p2:rFonts p2:ascii="Courier New" p2:hAnsi="Courier New"/>
+      </p2:rPr>
+    </p2:lvl>
+    <p2:lvl p2:ilvl="2">
+      <p2:start p2:val="1"/>
+      <p2:numFmt p2:val="bullet"/>
+      <p2:lvlText p2:val=""/>
+      <p2:lvlJc p2:val="left"/>
+      <p2:pPr>
+        <p2:ind p2:left="2160" p2:hanging="360"/>
+      </p2:pPr>
+      <p2:rPr>
+        <p2:rFonts p2:ascii="Wingdings" p2:hAnsi="Wingdings"/>
+      </p2:rPr>
+    </p2:lvl>
+    <p2:lvl p2:ilvl="3">
+      <p2:start p2:val="1"/>
+      <p2:numFmt p2:val="bullet"/>
+      <p2:lvlText p2:val=""/>
+      <p2:lvlJc p2:val="left"/>
+      <p2:pPr>
+        <p2:ind p2:left="2880" p2:hanging="360"/>
+      </p2:pPr>
+      <p2:rPr>
         <p2:rFonts p2:ascii="Symbol" p2:hAnsi="Symbol"/>
       </p2:rPr>
     </p2:lvl>
-    <p2:lvl p2:ilvl="2">
-      <p2:start p2:val="1"/>
-      <p2:numFmt p2:val="bullet"/>
-      <p2:lvlText p2:val="■"/>
-      <p2:lvlJc p2:val="left"/>
-      <p2:pPr>
-        <p2:ind p2:left="2160" p2:hanging="360"/>
+    <p2:lvl p2:ilvl="4">
+      <p2:start p2:val="1"/>
+      <p2:numFmt p2:val="bullet"/>
+      <p2:lvlText p2:val="o"/>
+      <p2:lvlJc p2:val="left"/>
+      <p2:pPr>
+        <p2:ind p2:left="3600" p2:hanging="360"/>
+      </p2:pPr>
+      <p2:rPr>
+        <p2:rFonts p2:ascii="Courier New" p2:hAnsi="Courier New"/>
+      </p2:rPr>
+    </p2:lvl>
+    <p2:lvl p2:ilvl="5">
+      <p2:start p2:val="1"/>
+      <p2:numFmt p2:val="bullet"/>
+      <p2:lvlText p2:val=""/>
+      <p2:lvlJc p2:val="left"/>
+      <p2:pPr>
+        <p2:ind p2:left="4320" p2:hanging="360"/>
+      </p2:pPr>
+      <p2:rPr>
+        <p2:rFonts p2:ascii="Wingdings" p2:hAnsi="Wingdings"/>
+      </p2:rPr>
+    </p2:lvl>
+    <p2:lvl p2:ilvl="6">
+      <p2:start p2:val="1"/>
+      <p2:numFmt p2:val="bullet"/>
+      <p2:lvlText p2:val=""/>
+      <p2:lvlJc p2:val="left"/>
+      <p2:pPr>
+        <p2:ind p2:left="5040" p2:hanging="360"/>
       </p2:pPr>
       <p2:rPr>
         <p2:rFonts p2:ascii="Symbol" p2:hAnsi="Symbol"/>
       </p2:rPr>
     </p2:lvl>
-    <p2:lvl p2:ilvl="3">
-      <p2:start p2:val="1"/>
-      <p2:numFmt p2:val="bullet"/>
-      <p2:lvlText p2:val="●"/>
-      <p2:lvlJc p2:val="left"/>
-      <p2:pPr>
-        <p2:ind p2:left="2880" p2:hanging="360"/>
-      </p2:pPr>
-      <p2:rPr>
-        <p2:rFonts p2:ascii="Symbol" p2:hAnsi="Symbol"/>
-      </p2:rPr>
-    </p2:lvl>
-    <p2:lvl p2:ilvl="4">
-      <p2:start p2:val="1"/>
-      <p2:numFmt p2:val="bullet"/>
-      <p2:lvlText p2:val="○"/>
-      <p2:lvlJc p2:val="left"/>
-      <p2:pPr>
-        <p2:ind p2:left="3600" p2:hanging="360"/>
-      </p2:pPr>
-      <p2:rPr>
-        <p2:rFonts p2:ascii="Symbol" p2:hAnsi="Symbol"/>
-      </p2:rPr>
-    </p2:lvl>
-    <p2:lvl p2:ilvl="5">
-      <p2:start p2:val="1"/>
-      <p2:numFmt p2:val="bullet"/>
-      <p2:lvlText p2:val="■"/>
-      <p2:lvlJc p2:val="left"/>
-      <p2:pPr>
-        <p2:ind p2:left="4320" p2:hanging="360"/>
-      </p2:pPr>
-      <p2:rPr>
-        <p2:rFonts p2:ascii="Symbol" p2:hAnsi="Symbol"/>
-      </p2:rPr>
-    </p2:lvl>
-    <p2:lvl p2:ilvl="6">
-      <p2:start p2:val="1"/>
-      <p2:numFmt p2:val="bullet"/>
-      <p2:lvlText p2:val="●"/>
-      <p2:lvlJc p2:val="left"/>
-      <p2:pPr>
-        <p2:ind p2:left="5040" p2:hanging="360"/>
-      </p2:pPr>
-      <p2:rPr>
-        <p2:rFonts p2:ascii="Symbol" p2:hAnsi="Symbol"/>
-      </p2:rPr>
-    </p2:lvl>
     <p2:lvl p2:ilvl="7">
       <p2:start p2:val="1"/>
       <p2:numFmt p2:val="bullet"/>
-      <p2:lvlText p2:val="○"/>
+      <p2:lvlText p2:val="o"/>
       <p2:lvlJc p2:val="left"/>
       <p2:pPr>
         <p2:ind p2:left="5760" p2:hanging="360"/>
       </p2:pPr>
       <p2:rPr>
-        <p2:rFonts p2:ascii="Symbol" p2:hAnsi="Symbol"/>
+        <p2:rFonts p2:ascii="Courier New" p2:hAnsi="Courier New"/>
       </p2:rPr>
     </p2:lvl>
     <p2:lvl p2:ilvl="8">
       <p2:start p2:val="1"/>
       <p2:numFmt p2:val="bullet"/>
-      <p2:lvlText p2:val="■"/>
+      <p2:lvlText p2:val=""/>
       <p2:lvlJc p2:val="left"/>
       <p2:pPr>
         <p2:ind p2:left="6480" p2:hanging="360"/>
       </p2:pPr>
       <p2:rPr>
-        <p2:rFonts p2:ascii="Symbol" p2:hAnsi="Symbol"/>
+        <p2:rFonts p2:ascii="Wingdings" p2:hAnsi="Wingdings"/>
       </p2:rPr>
     </p2:lvl>
   </abstractNum>
